--- a/QED Course/Lesson 77 Vacuum Polarization and Precision.docx
+++ b/QED Course/Lesson 77 Vacuum Polarization and Precision.docx
@@ -417,7 +417,7 @@
     </w:tbl>
     <w:p>
       <w:r>
-        <w:t>Natural units, ħc = 197.327 MeV fm. In display equations, square brackets enclose function arguments and visible groupings.</w:t>
+        <w:t>Natural units, ℏc = 197.327 MeV fm. In display equations, square brackets enclose function arguments and visible groupings.</w:t>
       </w:r>
     </w:p>
     <w:p>
@@ -2870,7 +2870,7 @@
         <w:t xml:space="preserve"> </w:t>
       </w:r>
       <w:r>
-        <w:t>m_r = 105.66 × 938.27/(105.66 + 938.27) MeV = 94.96 MeV. a = ħc/(αm_r) = 197.327 × 137.036/94.96 fm = 284.8 fm.</w:t>
+        <w:t>m_r = 105.66 × 938.27/(105.66 + 938.27) MeV = 94.96 MeV. a = ℏc/(αm_r) = 197.327 × 137.036/94.96 fm = 284.8 fm.</w:t>
       </w:r>
     </w:p>
     <w:p>
